--- a/Docs/Потапова А.А ИСПк-403-52-00 Первичный анализ.docx
+++ b/Docs/Потапова А.А ИСПк-403-52-00 Первичный анализ.docx
@@ -141,8 +141,19 @@
           <w:sz w:val="28"/>
           <w:szCs w:val="28"/>
         </w:rPr>
-        <w:t>Колледж ВятГУ</w:t>
-      </w:r>
+        <w:t>Колледж </w:t>
+      </w:r>
+      <w:proofErr w:type="spellStart"/>
+      <w:r>
+        <w:rPr>
+          <w:rFonts w:eastAsia="Times New Roman" w:cs="Times New Roman"/>
+          <w:color w:val="000000"/>
+          <w:sz w:val="28"/>
+          <w:szCs w:val="28"/>
+        </w:rPr>
+        <w:t>ВятГУ</w:t>
+      </w:r>
+      <w:proofErr w:type="spellEnd"/>
     </w:p>
     <w:p>
       <w:pPr>
@@ -822,8 +833,13 @@
         <w:t xml:space="preserve"> </w:t>
       </w:r>
       <w:r>
-        <w:t>При этом жанр roguelite</w:t>
-      </w:r>
+        <w:t xml:space="preserve">При этом жанр </w:t>
+      </w:r>
+      <w:proofErr w:type="spellStart"/>
+      <w:r>
+        <w:t>roguelite</w:t>
+      </w:r>
+      <w:proofErr w:type="spellEnd"/>
       <w:r>
         <w:t xml:space="preserve"> благодаря процедурной генерации контента, нарастающей сложности и страхом потери прогресса удерживает игроков через повторяемость. </w:t>
       </w:r>
@@ -832,8 +848,13 @@
       <w:r>
         <w:t xml:space="preserve">Основная проблема заключается в отсутствии продукта, который бы сочетал в себе строгое детективное расследование с реиграбельностью и напряжением </w:t>
       </w:r>
-      <w:r>
-        <w:t>roguelite-цикла</w:t>
+      <w:proofErr w:type="spellStart"/>
+      <w:r>
+        <w:t>roguelite</w:t>
+      </w:r>
+      <w:proofErr w:type="spellEnd"/>
+      <w:r>
+        <w:t>-цикла</w:t>
       </w:r>
       <w:r>
         <w:t>.</w:t>
@@ -872,6 +893,9 @@
         <w:t xml:space="preserve">Целью системы является создание прототипа </w:t>
       </w:r>
       <w:r>
+        <w:t xml:space="preserve">компьютерной </w:t>
+      </w:r>
+      <w:r>
         <w:t>2</w:t>
       </w:r>
       <w:r>
@@ -895,9 +919,11 @@
       <w:r>
         <w:t xml:space="preserve">в жанре детективного </w:t>
       </w:r>
+      <w:proofErr w:type="spellStart"/>
       <w:r>
         <w:t>roguelite</w:t>
       </w:r>
+      <w:proofErr w:type="spellEnd"/>
       <w:r>
         <w:t xml:space="preserve"> с процедурной генерацией дел, в которой игрок сможет</w:t>
       </w:r>
@@ -1071,7 +1097,23 @@
         <w:pStyle w:val="a0"/>
       </w:pPr>
       <w:r>
-        <w:t>сохранять локальный лог решений по каждому делу (id дела, выбранная улика, верно/неверно), чтобы вручную анализировать ошибки после плейтестов;</w:t>
+        <w:t>сохранять локальный лог решений по каждому делу (</w:t>
+      </w:r>
+      <w:proofErr w:type="spellStart"/>
+      <w:r>
+        <w:t>id</w:t>
+      </w:r>
+      <w:proofErr w:type="spellEnd"/>
+      <w:r>
+        <w:t xml:space="preserve"> дела, выбранная улика, верно/неверно), чтобы вручную анализировать ошибки после </w:t>
+      </w:r>
+      <w:proofErr w:type="spellStart"/>
+      <w:r>
+        <w:t>плейтестов</w:t>
+      </w:r>
+      <w:proofErr w:type="spellEnd"/>
+      <w:r>
+        <w:t>;</w:t>
       </w:r>
     </w:p>
     <w:p>
@@ -1095,7 +1137,15 @@
         <w:t xml:space="preserve"> </w:t>
       </w:r>
       <w:r>
-        <w:t>Основной пользователь системы, который проходит расследования и принимает решения по делам</w:t>
+        <w:t xml:space="preserve">Основной пользователь системы, который проходит расследования и принимает решения по делам. Целевая аудитория: игроки 16–35 лет, любители детективных и логических игр и </w:t>
+      </w:r>
+      <w:proofErr w:type="spellStart"/>
+      <w:r>
+        <w:t>roguelite</w:t>
+      </w:r>
+      <w:proofErr w:type="spellEnd"/>
+      <w:r>
+        <w:t>, не обязательно имеющие опыт в жанре, поэтому в игре предусмотрено обучающее дело</w:t>
       </w:r>
       <w:r>
         <w:t xml:space="preserve">. </w:t>
@@ -1152,6 +1202,7 @@
         <w:pStyle w:val="a0"/>
       </w:pPr>
       <w:r>
+        <w:lastRenderedPageBreak/>
         <w:t>видеть предупреждение перед финальным решением, чтобы не совершить случайную ошибку;</w:t>
       </w:r>
     </w:p>
@@ -1160,7 +1211,6 @@
         <w:pStyle w:val="a0"/>
       </w:pPr>
       <w:r>
-        <w:lastRenderedPageBreak/>
         <w:t>проходить новые дни с более сложными делами по мере продвижения, чтобы ощущать нарастание вызова.</w:t>
       </w:r>
     </w:p>
@@ -1325,7 +1375,23 @@
         <w:pStyle w:val="a0"/>
       </w:pPr>
       <w:r>
-        <w:t xml:space="preserve">локальный файл лога решений по делам (id дела, выбор игрока, верно/неверно), который сохраняется на диске отдельно от игрового прогресса и накапливается между </w:t>
+        <w:t>локальный файл лога решений по делам (</w:t>
+      </w:r>
+      <w:proofErr w:type="spellStart"/>
+      <w:r>
+        <w:t>id</w:t>
+      </w:r>
+      <w:proofErr w:type="spellEnd"/>
+      <w:r>
+        <w:t xml:space="preserve"> дела, выбор игрока, </w:t>
+      </w:r>
+      <w:proofErr w:type="gramStart"/>
+      <w:r>
+        <w:t>верно</w:t>
+      </w:r>
+      <w:proofErr w:type="gramEnd"/>
+      <w:r>
+        <w:t xml:space="preserve">/неверно), который сохраняется на диске отдельно от игрового прогресса и накапливается между </w:t>
       </w:r>
       <w:r>
         <w:t>прохождениями для</w:t>
@@ -1610,7 +1676,15 @@
               <w:jc w:val="both"/>
             </w:pPr>
             <w:r>
-              <w:t>Сгенерированное дело (id дела, виновный, набор улик и подозреваемых для конкретного прохождения)</w:t>
+              <w:t>Сгенерированное дело (</w:t>
+            </w:r>
+            <w:proofErr w:type="spellStart"/>
+            <w:r>
+              <w:t>id</w:t>
+            </w:r>
+            <w:proofErr w:type="spellEnd"/>
+            <w:r>
+              <w:t xml:space="preserve"> дела, виновный, набор улик и подозреваемых для конкретного прохождения)</w:t>
             </w:r>
           </w:p>
         </w:tc>
@@ -1748,7 +1822,23 @@
               <w:jc w:val="both"/>
             </w:pPr>
             <w:r>
-              <w:t>Лог решений по делам (id дела, выбор игрока, верно/неверно)</w:t>
+              <w:t>Лог решений по делам (</w:t>
+            </w:r>
+            <w:proofErr w:type="spellStart"/>
+            <w:r>
+              <w:t>id</w:t>
+            </w:r>
+            <w:proofErr w:type="spellEnd"/>
+            <w:r>
+              <w:t xml:space="preserve"> дела, выбор игрока, </w:t>
+            </w:r>
+            <w:proofErr w:type="gramStart"/>
+            <w:r>
+              <w:t>верно</w:t>
+            </w:r>
+            <w:proofErr w:type="gramEnd"/>
+            <w:r>
+              <w:t>/неверно)</w:t>
             </w:r>
           </w:p>
         </w:tc>
@@ -2249,8 +2339,13 @@
         <w:contextualSpacing w:val="0"/>
       </w:pPr>
       <w:r>
-        <w:t>запрет на использование персонажей, локаций и элементов сеттинга из чужих франшиз</w:t>
-      </w:r>
+        <w:t xml:space="preserve">запрет на использование персонажей, локаций и элементов сеттинга </w:t>
+      </w:r>
+      <w:proofErr w:type="gramStart"/>
+      <w:r>
+        <w:t>из чужих франшиз</w:t>
+      </w:r>
+      <w:proofErr w:type="gramEnd"/>
       <w:r>
         <w:t xml:space="preserve"> защищенных авторским правом</w:t>
       </w:r>
@@ -2428,7 +2523,15 @@
               <w:jc w:val="both"/>
             </w:pPr>
             <w:r>
-              <w:t xml:space="preserve">В ходе прохождения дня статус верно/неверно по делу не отображается до завершения </w:t>
+              <w:t xml:space="preserve">В ходе прохождения дня </w:t>
+            </w:r>
+            <w:proofErr w:type="gramStart"/>
+            <w:r>
+              <w:t>статус верно</w:t>
+            </w:r>
+            <w:proofErr w:type="gramEnd"/>
+            <w:r>
+              <w:t xml:space="preserve">/неверно по делу не отображается до завершения </w:t>
             </w:r>
             <w:r>
               <w:t>всей серии дел</w:t>
